--- a/flow/20230927_hours/drafts/2024-06-u/17.06.docx
+++ b/flow/20230927_hours/drafts/2024-06-u/17.06.docx
@@ -250,42 +250,42 @@
     </w:p>
     <w:p>
       <w:pPr>
-        <w:pStyle w:val="a"/>
-        <w:spacing w:after="120"/>
-      </w:pPr>
-      <w:r>
-        <w:rPr>
-          <w:rFonts w:ascii="Times New Roman" w:hAnsi="Times New Roman"/>
-          <w:i/>
-          <w:color w:val="FF0000"/>
-          <w:sz w:val="24"/>
-        </w:rPr>
-        <w:t>Священ</w:t>
-      </w:r>
-      <w:r>
-        <w:rPr>
-          <w:rFonts w:ascii="Times New Roman" w:hAnsi="Times New Roman"/>
-          <w:i/>
-          <w:color w:val="FF0000"/>
-          <w:sz w:val="24"/>
-        </w:rPr>
-        <w:t>н</w:t>
-      </w:r>
-      <w:r>
-        <w:rPr>
-          <w:rFonts w:ascii="Times New Roman" w:hAnsi="Times New Roman"/>
-          <w:i/>
-          <w:color w:val="FF0000"/>
-          <w:sz w:val="24"/>
-        </w:rPr>
-        <w:t>ик:</w:t>
-      </w:r>
-      <w:r>
-        <w:rPr>
-          <w:rFonts w:ascii="Times New Roman" w:hAnsi="Times New Roman"/>
-          <w:sz w:val="24"/>
-        </w:rPr>
-        <w:t xml:space="preserve"> Бо Твоє є царство, і сила, і слава, Отця, і Сина, і Святого Духа, нині, і повсякчас, і на віки віків.</w:t>
+        <w:spacing w:line="240" w:lineRule="auto"/>
+        <w:rPr>
+          <w:rFonts w:ascii="Times New Roman" w:hAnsi="Times New Roman"/>
+          <w:sz w:val="24"/>
+        </w:rPr>
+      </w:pPr>
+      <w:r>
+        <w:rPr>
+          <w:rFonts w:ascii="Times New Roman" w:hAnsi="Times New Roman"/>
+          <w:i/>
+          <w:color w:val="FF0000"/>
+          <w:sz w:val="24"/>
+        </w:rPr>
+        <w:t>Священик</w:t>
+      </w:r>
+      <w:r>
+        <w:rPr>
+          <w:rFonts w:ascii="Times New Roman" w:hAnsi="Times New Roman"/>
+          <w:color w:val="FF0000"/>
+          <w:sz w:val="24"/>
+        </w:rPr>
+        <w:t xml:space="preserve">: </w:t>
+      </w:r>
+      <w:r>
+        <w:rPr>
+          <w:rFonts w:ascii="Times New Roman" w:hAnsi="Times New Roman"/>
+          <w:sz w:val="24"/>
+        </w:rPr>
+        <w:t xml:space="preserve">Бо твоє є царство, і сила, і слава, Отця, і Сина, і Святого Духа, нині і повсякчас, і на віки </w:t>
+      </w:r>
+      <w:r>
+        <w:rPr>
+          <w:rFonts w:ascii="Times New Roman" w:hAnsi="Times New Roman"/>
+          <w:sz w:val="24"/>
+        </w:rPr>
+        <w:t>віків.</w:t>
       </w:r>
     </w:p>
     <w:p>
@@ -1548,42 +1548,34 @@
     </w:p>
     <w:p>
       <w:pPr>
-        <w:pStyle w:val="a"/>
-        <w:spacing w:after="120"/>
-      </w:pPr>
-      <w:r>
-        <w:rPr>
-          <w:rFonts w:ascii="Times New Roman" w:hAnsi="Times New Roman"/>
-          <w:i/>
-          <w:color w:val="FF0000"/>
-          <w:sz w:val="24"/>
-        </w:rPr>
-        <w:t>Священ</w:t>
-      </w:r>
-      <w:r>
-        <w:rPr>
-          <w:rFonts w:ascii="Times New Roman" w:hAnsi="Times New Roman"/>
-          <w:i/>
-          <w:color w:val="FF0000"/>
-          <w:sz w:val="24"/>
-        </w:rPr>
-        <w:t>н</w:t>
-      </w:r>
-      <w:r>
-        <w:rPr>
-          <w:rFonts w:ascii="Times New Roman" w:hAnsi="Times New Roman"/>
-          <w:i/>
-          <w:color w:val="FF0000"/>
-          <w:sz w:val="24"/>
-        </w:rPr>
-        <w:t>ик:</w:t>
-      </w:r>
-      <w:r>
-        <w:rPr>
-          <w:rFonts w:ascii="Times New Roman" w:hAnsi="Times New Roman"/>
-          <w:sz w:val="24"/>
-        </w:rPr>
-        <w:t xml:space="preserve"> Бо Твоє є царство, і сила, і слава, Отця, і Сина, і Святого Духа, нині, і повсякчас, і на віки віків.</w:t>
+        <w:spacing w:line="240" w:lineRule="auto"/>
+        <w:rPr>
+          <w:rFonts w:ascii="Times New Roman" w:hAnsi="Times New Roman"/>
+          <w:sz w:val="24"/>
+        </w:rPr>
+      </w:pPr>
+      <w:r>
+        <w:rPr>
+          <w:rFonts w:ascii="Times New Roman" w:hAnsi="Times New Roman"/>
+          <w:i/>
+          <w:color w:val="FF0000"/>
+          <w:sz w:val="24"/>
+        </w:rPr>
+        <w:t xml:space="preserve">Священик: </w:t>
+      </w:r>
+      <w:r>
+        <w:rPr>
+          <w:rFonts w:ascii="Times New Roman" w:hAnsi="Times New Roman"/>
+          <w:sz w:val="24"/>
+        </w:rPr>
+        <w:t xml:space="preserve">Бо твоє є царство, і сила, і слава, Отця, і Сина, і Святого Духа, нині і повсякчас, і на віки </w:t>
+      </w:r>
+      <w:r>
+        <w:rPr>
+          <w:rFonts w:ascii="Times New Roman" w:hAnsi="Times New Roman"/>
+          <w:sz w:val="24"/>
+        </w:rPr>
+        <w:t>віків.</w:t>
       </w:r>
     </w:p>
     <w:p>
@@ -2374,42 +2366,34 @@
     </w:p>
     <w:p>
       <w:pPr>
-        <w:pStyle w:val="a"/>
-        <w:spacing w:after="120"/>
-      </w:pPr>
-      <w:r>
-        <w:rPr>
-          <w:rFonts w:ascii="Times New Roman" w:hAnsi="Times New Roman"/>
-          <w:i/>
-          <w:color w:val="FF0000"/>
-          <w:sz w:val="24"/>
-        </w:rPr>
-        <w:t>Священ</w:t>
-      </w:r>
-      <w:r>
-        <w:rPr>
-          <w:rFonts w:ascii="Times New Roman" w:hAnsi="Times New Roman"/>
-          <w:i/>
-          <w:color w:val="FF0000"/>
-          <w:sz w:val="24"/>
-        </w:rPr>
-        <w:t>н</w:t>
-      </w:r>
-      <w:r>
-        <w:rPr>
-          <w:rFonts w:ascii="Times New Roman" w:hAnsi="Times New Roman"/>
-          <w:i/>
-          <w:color w:val="FF0000"/>
-          <w:sz w:val="24"/>
-        </w:rPr>
-        <w:t>ик:</w:t>
-      </w:r>
-      <w:r>
-        <w:rPr>
-          <w:rFonts w:ascii="Times New Roman" w:hAnsi="Times New Roman"/>
-          <w:sz w:val="24"/>
-        </w:rPr>
-        <w:t xml:space="preserve"> Бо Твоє є царство, і сила, і слава, Отця, і Сина, і Святого Духа, нині, і повсякчас, і на віки віків.</w:t>
+        <w:spacing w:line="240" w:lineRule="auto"/>
+        <w:rPr>
+          <w:rFonts w:ascii="Times New Roman" w:hAnsi="Times New Roman"/>
+          <w:sz w:val="24"/>
+        </w:rPr>
+      </w:pPr>
+      <w:r>
+        <w:rPr>
+          <w:rFonts w:ascii="Times New Roman" w:hAnsi="Times New Roman"/>
+          <w:i/>
+          <w:color w:val="FF0000"/>
+          <w:sz w:val="24"/>
+        </w:rPr>
+        <w:t xml:space="preserve">Священик: </w:t>
+      </w:r>
+      <w:r>
+        <w:rPr>
+          <w:rFonts w:ascii="Times New Roman" w:hAnsi="Times New Roman"/>
+          <w:sz w:val="24"/>
+        </w:rPr>
+        <w:t xml:space="preserve">Бо твоє є царство, і сила, і слава, Отця, і Сина, і Святого Духа, нині і повсякчас, і на віки </w:t>
+      </w:r>
+      <w:r>
+        <w:rPr>
+          <w:rFonts w:ascii="Times New Roman" w:hAnsi="Times New Roman"/>
+          <w:sz w:val="24"/>
+        </w:rPr>
+        <w:t>віків.</w:t>
       </w:r>
     </w:p>
     <w:p>
@@ -4088,42 +4072,34 @@
     </w:p>
     <w:p>
       <w:pPr>
-        <w:pStyle w:val="a"/>
-        <w:spacing w:after="120"/>
-      </w:pPr>
-      <w:r>
-        <w:rPr>
-          <w:rFonts w:ascii="Times New Roman" w:hAnsi="Times New Roman"/>
-          <w:i/>
-          <w:color w:val="FF0000"/>
-          <w:sz w:val="24"/>
-        </w:rPr>
-        <w:t>Священ</w:t>
-      </w:r>
-      <w:r>
-        <w:rPr>
-          <w:rFonts w:ascii="Times New Roman" w:hAnsi="Times New Roman"/>
-          <w:i/>
-          <w:color w:val="FF0000"/>
-          <w:sz w:val="24"/>
-        </w:rPr>
-        <w:t>н</w:t>
-      </w:r>
-      <w:r>
-        <w:rPr>
-          <w:rFonts w:ascii="Times New Roman" w:hAnsi="Times New Roman"/>
-          <w:i/>
-          <w:color w:val="FF0000"/>
-          <w:sz w:val="24"/>
-        </w:rPr>
-        <w:t>ик:</w:t>
-      </w:r>
-      <w:r>
-        <w:rPr>
-          <w:rFonts w:ascii="Times New Roman" w:hAnsi="Times New Roman"/>
-          <w:sz w:val="24"/>
-        </w:rPr>
-        <w:t xml:space="preserve"> Бо Твоє є царство, і сила, і слава, Отця, і Сина, і Святого Духа, нині, і повсякчас, і на віки віків.</w:t>
+        <w:spacing w:line="240" w:lineRule="auto"/>
+        <w:rPr>
+          <w:rFonts w:ascii="Times New Roman" w:hAnsi="Times New Roman"/>
+          <w:sz w:val="24"/>
+        </w:rPr>
+      </w:pPr>
+      <w:r>
+        <w:rPr>
+          <w:rFonts w:ascii="Times New Roman" w:hAnsi="Times New Roman"/>
+          <w:i/>
+          <w:color w:val="FF0000"/>
+          <w:sz w:val="24"/>
+        </w:rPr>
+        <w:t xml:space="preserve">Священик: </w:t>
+      </w:r>
+      <w:r>
+        <w:rPr>
+          <w:rFonts w:ascii="Times New Roman" w:hAnsi="Times New Roman"/>
+          <w:sz w:val="24"/>
+        </w:rPr>
+        <w:t xml:space="preserve">Бо твоє є царство, і сила, і слава, Отця, і Сина, і Святого Духа, нині і повсякчас, і на віки </w:t>
+      </w:r>
+      <w:r>
+        <w:rPr>
+          <w:rFonts w:ascii="Times New Roman" w:hAnsi="Times New Roman"/>
+          <w:sz w:val="24"/>
+        </w:rPr>
+        <w:t>віків.</w:t>
       </w:r>
     </w:p>
     <w:p>
@@ -5000,42 +4976,34 @@
     </w:p>
     <w:p>
       <w:pPr>
-        <w:pStyle w:val="a"/>
-        <w:spacing w:after="120"/>
-      </w:pPr>
-      <w:r>
-        <w:rPr>
-          <w:rFonts w:ascii="Times New Roman" w:hAnsi="Times New Roman"/>
-          <w:i/>
-          <w:color w:val="FF0000"/>
-          <w:sz w:val="24"/>
-        </w:rPr>
-        <w:t>Священ</w:t>
-      </w:r>
-      <w:r>
-        <w:rPr>
-          <w:rFonts w:ascii="Times New Roman" w:hAnsi="Times New Roman"/>
-          <w:i/>
-          <w:color w:val="FF0000"/>
-          <w:sz w:val="24"/>
-        </w:rPr>
-        <w:t>н</w:t>
-      </w:r>
-      <w:r>
-        <w:rPr>
-          <w:rFonts w:ascii="Times New Roman" w:hAnsi="Times New Roman"/>
-          <w:i/>
-          <w:color w:val="FF0000"/>
-          <w:sz w:val="24"/>
-        </w:rPr>
-        <w:t>ик:</w:t>
-      </w:r>
-      <w:r>
-        <w:rPr>
-          <w:rFonts w:ascii="Times New Roman" w:hAnsi="Times New Roman"/>
-          <w:sz w:val="24"/>
-        </w:rPr>
-        <w:t xml:space="preserve"> Бо Твоє є царство, і сила, і слава, Отця, і Сина, і Святого Духа, нині, і повсякчас, і на віки віків.</w:t>
+        <w:spacing w:line="240" w:lineRule="auto"/>
+        <w:rPr>
+          <w:rFonts w:ascii="Times New Roman" w:hAnsi="Times New Roman"/>
+          <w:sz w:val="24"/>
+        </w:rPr>
+      </w:pPr>
+      <w:r>
+        <w:rPr>
+          <w:rFonts w:ascii="Times New Roman" w:hAnsi="Times New Roman"/>
+          <w:i/>
+          <w:color w:val="FF0000"/>
+          <w:sz w:val="24"/>
+        </w:rPr>
+        <w:t xml:space="preserve">Священик: </w:t>
+      </w:r>
+      <w:r>
+        <w:rPr>
+          <w:rFonts w:ascii="Times New Roman" w:hAnsi="Times New Roman"/>
+          <w:sz w:val="24"/>
+        </w:rPr>
+        <w:t xml:space="preserve">Бо твоє є царство, і сила, і слава, Отця, і Сина, і Святого Духа, нині і повсякчас, і на віки </w:t>
+      </w:r>
+      <w:r>
+        <w:rPr>
+          <w:rFonts w:ascii="Times New Roman" w:hAnsi="Times New Roman"/>
+          <w:sz w:val="24"/>
+        </w:rPr>
+        <w:t>віків.</w:t>
       </w:r>
     </w:p>
     <w:p>
@@ -6387,42 +6355,34 @@
     </w:p>
     <w:p>
       <w:pPr>
-        <w:pStyle w:val="a"/>
-        <w:spacing w:after="120"/>
-      </w:pPr>
-      <w:r>
-        <w:rPr>
-          <w:rFonts w:ascii="Times New Roman" w:hAnsi="Times New Roman"/>
-          <w:i/>
-          <w:color w:val="FF0000"/>
-          <w:sz w:val="24"/>
-        </w:rPr>
-        <w:t>Священ</w:t>
-      </w:r>
-      <w:r>
-        <w:rPr>
-          <w:rFonts w:ascii="Times New Roman" w:hAnsi="Times New Roman"/>
-          <w:i/>
-          <w:color w:val="FF0000"/>
-          <w:sz w:val="24"/>
-        </w:rPr>
-        <w:t>н</w:t>
-      </w:r>
-      <w:r>
-        <w:rPr>
-          <w:rFonts w:ascii="Times New Roman" w:hAnsi="Times New Roman"/>
-          <w:i/>
-          <w:color w:val="FF0000"/>
-          <w:sz w:val="24"/>
-        </w:rPr>
-        <w:t>ик:</w:t>
-      </w:r>
-      <w:r>
-        <w:rPr>
-          <w:rFonts w:ascii="Times New Roman" w:hAnsi="Times New Roman"/>
-          <w:sz w:val="24"/>
-        </w:rPr>
-        <w:t xml:space="preserve"> Бо Твоє є царство, і сила, і слава, Отця, і Сина, і Святого Духа, нині, і повсякчас, і на віки віків.</w:t>
+        <w:spacing w:line="240" w:lineRule="auto"/>
+        <w:rPr>
+          <w:rFonts w:ascii="Times New Roman" w:hAnsi="Times New Roman"/>
+          <w:sz w:val="24"/>
+        </w:rPr>
+      </w:pPr>
+      <w:r>
+        <w:rPr>
+          <w:rFonts w:ascii="Times New Roman" w:hAnsi="Times New Roman"/>
+          <w:i/>
+          <w:color w:val="FF0000"/>
+          <w:sz w:val="24"/>
+        </w:rPr>
+        <w:t xml:space="preserve">Священик: </w:t>
+      </w:r>
+      <w:r>
+        <w:rPr>
+          <w:rFonts w:ascii="Times New Roman" w:hAnsi="Times New Roman"/>
+          <w:sz w:val="24"/>
+        </w:rPr>
+        <w:t xml:space="preserve">Бо твоє є царство, і сила, і слава, Отця, і Сина, і Святого Духа, нині і повсякчас, і на віки </w:t>
+      </w:r>
+      <w:r>
+        <w:rPr>
+          <w:rFonts w:ascii="Times New Roman" w:hAnsi="Times New Roman"/>
+          <w:sz w:val="24"/>
+        </w:rPr>
+        <w:t>віків.</w:t>
       </w:r>
     </w:p>
     <w:p>
@@ -6738,7 +6698,7 @@
           <w:rFonts w:ascii="Times New Roman" w:hAnsi="Times New Roman"/>
           <w:sz w:val="24"/>
         </w:rPr>
-        <w:t xml:space="preserve">Боже й Господи сил і всього творіння Сотворителю! Ти з милосердя і незрівнянної милости твоєї послав на спасіння роду нашого єдинородного Сина твого, Господа нашого, Ісуса Христа, і дорогоцінним його хрестом розписку гріхів наших розірвав і переміг начало й владу темряви. Тож, Владико людинолюбний, прийми від нас грішних ці вдячні і благальні молитви, і визволь нас від усякого згубного й темного гріха, і від усіх видимих і невидимих ворогів, що бажають вчинити нам зло. До страху твого прикуй тіла наші й не допусти сердець наших до слів, або помислів лукавих, але любов’ю твоєю пройми душі наші, щоб, повсякчас на тебе дивлячись і світлом твоїм керуючись, бачили тебе, неприступне й вічне світло, та щоб невпинно хвалу й подяку віддавали тобі: безначальному Отцеві з єдинородним твоїм Сином і всесвятим, і благим, і животворним твоїм Духом, нині, і повсякчас, і на віки </w:t>
+        <w:t xml:space="preserve">Боже й Господи сил і всього творіння Сотворителю! Ти з милосердя і незрівнянної милости твоєї послав на спасіння роду нашого єдинородного Сина твого, Господа нашого, Ісуса Христа, і дорогоцінним його хрестом розписку гріхів наших розірвав і переміг начало й владу темряви. Тож, Владико чоловіколюбний, прийми від нас грішних ці вдячні і благальні молитви, і визволь нас від усякого згубного й темного гріха, і від усіх видимих і невидимих ворогів, що бажають вчинити нам зло. До страху твого прикуй тіла наші й не допусти сердець наших до слів, або помислів лукавих, але любов’ю твоєю пройми душі наші, щоб, повсякчас на тебе дивлячись і світлом твоїм керуючись, бачили тебе, неприступне й вічне світло, та щоб невпинно хвалу й подяку віддавали тобі: безначальному Отцеві з єдинородним твоїм Сином і всесвятим, і благим, і животворним твоїм Духом, нині, і повсякчас, і на віки </w:t>
       </w:r>
       <w:r>
         <w:rPr>
@@ -7213,42 +7173,34 @@
     </w:p>
     <w:p>
       <w:pPr>
-        <w:pStyle w:val="a"/>
-        <w:spacing w:after="120"/>
-      </w:pPr>
-      <w:r>
-        <w:rPr>
-          <w:rFonts w:ascii="Times New Roman" w:hAnsi="Times New Roman"/>
-          <w:i/>
-          <w:color w:val="FF0000"/>
-          <w:sz w:val="24"/>
-        </w:rPr>
-        <w:t>Священ</w:t>
-      </w:r>
-      <w:r>
-        <w:rPr>
-          <w:rFonts w:ascii="Times New Roman" w:hAnsi="Times New Roman"/>
-          <w:i/>
-          <w:color w:val="FF0000"/>
-          <w:sz w:val="24"/>
-        </w:rPr>
-        <w:t>н</w:t>
-      </w:r>
-      <w:r>
-        <w:rPr>
-          <w:rFonts w:ascii="Times New Roman" w:hAnsi="Times New Roman"/>
-          <w:i/>
-          <w:color w:val="FF0000"/>
-          <w:sz w:val="24"/>
-        </w:rPr>
-        <w:t>ик:</w:t>
-      </w:r>
-      <w:r>
-        <w:rPr>
-          <w:rFonts w:ascii="Times New Roman" w:hAnsi="Times New Roman"/>
-          <w:sz w:val="24"/>
-        </w:rPr>
-        <w:t xml:space="preserve"> Бо Твоє є царство, і сила, і слава, Отця, і Сина, і Святого Духа, нині, і повсякчас, і на віки віків.</w:t>
+        <w:spacing w:line="240" w:lineRule="auto"/>
+        <w:rPr>
+          <w:rFonts w:ascii="Times New Roman" w:hAnsi="Times New Roman"/>
+          <w:sz w:val="24"/>
+        </w:rPr>
+      </w:pPr>
+      <w:r>
+        <w:rPr>
+          <w:rFonts w:ascii="Times New Roman" w:hAnsi="Times New Roman"/>
+          <w:i/>
+          <w:color w:val="FF0000"/>
+          <w:sz w:val="24"/>
+        </w:rPr>
+        <w:t xml:space="preserve">Священик: </w:t>
+      </w:r>
+      <w:r>
+        <w:rPr>
+          <w:rFonts w:ascii="Times New Roman" w:hAnsi="Times New Roman"/>
+          <w:sz w:val="24"/>
+        </w:rPr>
+        <w:t xml:space="preserve">Бо твоє є царство, і сила, і слава, Отця, і Сина, і Святого Духа, нині і повсякчас, і на віки </w:t>
+      </w:r>
+      <w:r>
+        <w:rPr>
+          <w:rFonts w:ascii="Times New Roman" w:hAnsi="Times New Roman"/>
+          <w:sz w:val="24"/>
+        </w:rPr>
+        <w:t>віків.</w:t>
       </w:r>
     </w:p>
     <w:p>
@@ -8437,7 +8389,7 @@
           <w:rFonts w:ascii="Times New Roman" w:hAnsi="Times New Roman"/>
           <w:sz w:val="24"/>
         </w:rPr>
-        <w:t>Ти, Милосердний, що задля нас народився з Діви,* витерпів розп'яття і смертю смерть подолав,* і, як Бог, появив воскресіння,* не погорди тими, що їх ти створив рукою своєю.* Покажи, Милостивий, своє людинолюбство,* прийми Богородицю, що тебе породила і молиться за нас,* і спаси, Спасе наш, людей зневірених.</w:t>
+        <w:t>Ти, Милосердний, що задля нас народився з Діви,* витерпів розп'яття і смертю смерть подолав,* і, як Бог, появив воскресіння,* не погорди тими, що їх ти створив рукою своєю.* Покажи, Милостивий, своє чоловіколюбство,* прийми Богородицю, що тебе породила і молиться за нас,* і спаси, Спасе наш, людей зневірених.</w:t>
       </w:r>
     </w:p>
     <w:p>
@@ -8665,42 +8617,35 @@
     </w:p>
     <w:p>
       <w:pPr>
-        <w:pStyle w:val="a"/>
-        <w:spacing w:after="120"/>
-      </w:pPr>
-      <w:r>
-        <w:rPr>
-          <w:rFonts w:ascii="Times New Roman" w:hAnsi="Times New Roman"/>
-          <w:i/>
-          <w:color w:val="FF0000"/>
-          <w:sz w:val="24"/>
-        </w:rPr>
-        <w:t>Священ</w:t>
-      </w:r>
-      <w:r>
-        <w:rPr>
-          <w:rFonts w:ascii="Times New Roman" w:hAnsi="Times New Roman"/>
-          <w:i/>
-          <w:color w:val="FF0000"/>
-          <w:sz w:val="24"/>
-        </w:rPr>
-        <w:t>н</w:t>
-      </w:r>
-      <w:r>
-        <w:rPr>
-          <w:rFonts w:ascii="Times New Roman" w:hAnsi="Times New Roman"/>
-          <w:i/>
-          <w:color w:val="FF0000"/>
-          <w:sz w:val="24"/>
-        </w:rPr>
-        <w:t>ик:</w:t>
-      </w:r>
-      <w:r>
-        <w:rPr>
-          <w:rFonts w:ascii="Times New Roman" w:hAnsi="Times New Roman"/>
-          <w:sz w:val="24"/>
-        </w:rPr>
-        <w:t xml:space="preserve"> Бо Твоє є царство, і сила, і слава, Отця, і Сина, і Святого Духа, нині, і повсякчас, і на віки віків.</w:t>
+        <w:spacing w:line="240" w:lineRule="auto"/>
+        <w:rPr>
+          <w:rFonts w:ascii="Times New Roman" w:hAnsi="Times New Roman"/>
+          <w:sz w:val="24"/>
+        </w:rPr>
+      </w:pPr>
+      <w:r>
+        <w:rPr>
+          <w:rFonts w:ascii="Times New Roman" w:hAnsi="Times New Roman"/>
+          <w:i/>
+          <w:color w:val="FF0000"/>
+          <w:sz w:val="24"/>
+        </w:rPr>
+        <w:lastRenderedPageBreak/>
+        <w:t xml:space="preserve">Священик: </w:t>
+      </w:r>
+      <w:r>
+        <w:rPr>
+          <w:rFonts w:ascii="Times New Roman" w:hAnsi="Times New Roman"/>
+          <w:sz w:val="24"/>
+        </w:rPr>
+        <w:t xml:space="preserve">Бо твоє є царство, і сила, і слава, Отця, і Сина, і Святого Духа, нині і повсякчас, і на віки </w:t>
+      </w:r>
+      <w:r>
+        <w:rPr>
+          <w:rFonts w:ascii="Times New Roman" w:hAnsi="Times New Roman"/>
+          <w:sz w:val="24"/>
+        </w:rPr>
+        <w:t>віків.</w:t>
       </w:r>
     </w:p>
     <w:p>
